--- a/download/CV_tao.docx
+++ b/download/CV_tao.docx
@@ -120,12 +120,6 @@
         <w:br w:type="textWrapping"/>
       </w:r>
       <w:r>
-        <w:t xml:space="preserve">Tech and math savvy with a love for numbers</w:t>
-      </w:r>
-      <w:r>
-        <w:br w:type="textWrapping"/>
-      </w:r>
-      <w:r>
         <w:rPr>
           <w:b/>
         </w:rPr>
@@ -174,7 +168,7 @@
         <w:br w:type="textWrapping"/>
       </w:r>
       <w:r>
-        <w:t xml:space="preserve">Familiar with the IBM Style Guide, Microsoft Manual of Style, and the Chicago Manual of Style</w:t>
+        <w:t xml:space="preserve">Familiar with the IBM Style Guide, the Microsoft Manual of Style, and the Chicago Manual of Style</w:t>
       </w:r>
       <w:r>
         <w:br w:type="textWrapping"/>
@@ -1028,7 +1022,7 @@
     </w:lvl>
   </w:abstractNum>
   <w:abstractNum w:abstractNumId="990">
-    <w:nsid w:val="ad294fd0"/>
+    <w:nsid w:val="12c54dbc"/>
     <w:multiLevelType w:val="multilevel"/>
     <w:lvl w:ilvl="0">
       <w:numFmt w:val="bullet"/>
@@ -1109,7 +1103,7 @@
     </w:lvl>
   </w:abstractNum>
   <w:abstractNum w:abstractNumId="991">
-    <w:nsid w:val="f4547875"/>
+    <w:nsid w:val="ddad3188"/>
     <w:multiLevelType w:val="multilevel"/>
     <w:lvl w:ilvl="0">
       <w:numFmt w:val="bullet"/>

--- a/download/CV_tao.docx
+++ b/download/CV_tao.docx
@@ -195,7 +195,13 @@
         <w:br w:type="textWrapping"/>
       </w:r>
       <w:r>
-        <w:t xml:space="preserve">Some experience with HTML, CSS, Python, R, C, and Javascript (can become proficient in any of these or other languages upon request)</w:t>
+        <w:t xml:space="preserve">Some experience with HTML, CSS, Python, R, C, and Javascript</w:t>
+      </w:r>
+      <w:r>
+        <w:br w:type="textWrapping"/>
+      </w:r>
+      <w:r>
+        <w:t xml:space="preserve">Knowledge of REST APIs</w:t>
       </w:r>
       <w:r>
         <w:br w:type="textWrapping"/>
@@ -1022,7 +1028,7 @@
     </w:lvl>
   </w:abstractNum>
   <w:abstractNum w:abstractNumId="990">
-    <w:nsid w:val="12c54dbc"/>
+    <w:nsid w:val="4fa2778b"/>
     <w:multiLevelType w:val="multilevel"/>
     <w:lvl w:ilvl="0">
       <w:numFmt w:val="bullet"/>
@@ -1103,7 +1109,7 @@
     </w:lvl>
   </w:abstractNum>
   <w:abstractNum w:abstractNumId="991">
-    <w:nsid w:val="ddad3188"/>
+    <w:nsid w:val="bfec853e"/>
     <w:multiLevelType w:val="multilevel"/>
     <w:lvl w:ilvl="0">
       <w:numFmt w:val="bullet"/>

--- a/download/CV_tao.docx
+++ b/download/CV_tao.docx
@@ -39,6 +39,23 @@
       <w:r>
         <w:br w:type="textWrapping"/>
       </w:r>
+      <w:r>
+        <w:t xml:space="preserve">blog:</w:t>
+      </w:r>
+      <w:r>
+        <w:t xml:space="preserve"> </w:t>
+      </w:r>
+      <w:hyperlink r:id="rId21">
+        <w:r>
+          <w:rPr>
+            <w:rStyle w:val="Hyperlink"/>
+          </w:rPr>
+          <w:t xml:space="preserve">taolicd.github.io</w:t>
+        </w:r>
+      </w:hyperlink>
+      <w:r>
+        <w:br w:type="textWrapping"/>
+      </w:r>
     </w:p>
     <w:p>
       <w:pPr>
@@ -250,6 +267,12 @@
       </w:r>
       <w:r>
         <w:t xml:space="preserve">Experience with lightweight markup languages(such as Markdown), static site generators(such as Jekyll) and related documentation toolchains.</w:t>
+      </w:r>
+      <w:r>
+        <w:br w:type="textWrapping"/>
+      </w:r>
+      <w:r>
+        <w:t xml:space="preserve">Knowledge of Python dev packages such as Canopy and Anaconda.</w:t>
       </w:r>
       <w:r>
         <w:br w:type="textWrapping"/>
@@ -396,7 +419,7 @@
         <w:rPr>
           <w:rStyle w:val="FootnoteReference"/>
         </w:rPr>
-        <w:footnoteReference w:id="21"/>
+        <w:footnoteReference w:id="22"/>
       </w:r>
       <w:r>
         <w:br w:type="textWrapping"/>
@@ -922,7 +945,7 @@
       </w:r>
     </w:p>
   </w:footnote>
-  <w:footnote w:id="21">
+  <w:footnote w:id="22">
     <w:p>
       <w:pPr>
         <w:pStyle w:val="FootnoteText"/>
@@ -1028,7 +1051,7 @@
     </w:lvl>
   </w:abstractNum>
   <w:abstractNum w:abstractNumId="990">
-    <w:nsid w:val="4fa2778b"/>
+    <w:nsid w:val="fc1c14ae"/>
     <w:multiLevelType w:val="multilevel"/>
     <w:lvl w:ilvl="0">
       <w:numFmt w:val="bullet"/>
@@ -1109,7 +1132,7 @@
     </w:lvl>
   </w:abstractNum>
   <w:abstractNum w:abstractNumId="991">
-    <w:nsid w:val="bfec853e"/>
+    <w:nsid w:val="894da5f1"/>
     <w:multiLevelType w:val="multilevel"/>
     <w:lvl w:ilvl="0">
       <w:numFmt w:val="bullet"/>
